--- a/demo/online/request-请示/20260404-关于申请开展“我的刀盾”传播案例梳理工作的请示-v01.docx
+++ b/demo/online/request-请示/20260404-关于申请开展“我的刀盾”传播案例梳理工作的请示-v01.docx
@@ -33,15 +33,16 @@
     </w:p>
     <w:p>
       <w:pPr>
-        <w:spacing w:before="0" w:after="0" w:line="580" w:lineRule="exact"/>
-      </w:pPr>
-      <w:r>
-        <w:rPr>
-          <w:rFonts w:ascii="黑体" w:hAnsi="黑体" w:eastAsia="黑体" w:cs="黑体"/>
-          <w:sz w:val="32"/>
-          <w:szCs w:val="32"/>
-        </w:rPr>
-        <w:t xml:space="preserve">事项背景</w:t>
+        <w:ind w:leftChars="200" w:left="632"/>
+        <w:spacing w:before="0" w:after="0" w:line="580" w:lineRule="exact"/>
+      </w:pPr>
+      <w:r>
+        <w:rPr>
+          <w:rFonts w:ascii="黑体" w:hAnsi="黑体" w:eastAsia="黑体" w:cs="黑体"/>
+          <w:sz w:val="32"/>
+          <w:szCs w:val="32"/>
+        </w:rPr>
+        <w:t xml:space="preserve">一、事项背景</w:t>
       </w:r>
     </w:p>
     <w:p>
@@ -60,15 +61,16 @@
     </w:p>
     <w:p>
       <w:pPr>
-        <w:spacing w:before="0" w:after="0" w:line="580" w:lineRule="exact"/>
-      </w:pPr>
-      <w:r>
-        <w:rPr>
-          <w:rFonts w:ascii="黑体" w:hAnsi="黑体" w:eastAsia="黑体" w:cs="黑体"/>
-          <w:sz w:val="32"/>
-          <w:szCs w:val="32"/>
-        </w:rPr>
-        <w:t xml:space="preserve">请示事项</w:t>
+        <w:ind w:leftChars="200" w:left="632"/>
+        <w:spacing w:before="0" w:after="0" w:line="580" w:lineRule="exact"/>
+      </w:pPr>
+      <w:r>
+        <w:rPr>
+          <w:rFonts w:ascii="黑体" w:hAnsi="黑体" w:eastAsia="黑体" w:cs="黑体"/>
+          <w:sz w:val="32"/>
+          <w:szCs w:val="32"/>
+        </w:rPr>
+        <w:t xml:space="preserve">二、请示事项</w:t>
       </w:r>
     </w:p>
     <w:p>
@@ -119,15 +121,16 @@
     </w:p>
     <w:p>
       <w:pPr>
-        <w:spacing w:before="0" w:after="0" w:line="580" w:lineRule="exact"/>
-      </w:pPr>
-      <w:r>
-        <w:rPr>
-          <w:rFonts w:ascii="黑体" w:hAnsi="黑体" w:eastAsia="黑体" w:cs="黑体"/>
-          <w:sz w:val="32"/>
-          <w:szCs w:val="32"/>
-        </w:rPr>
-        <w:t xml:space="preserve">请示意见</w:t>
+        <w:ind w:leftChars="200" w:left="632"/>
+        <w:spacing w:before="0" w:after="0" w:line="580" w:lineRule="exact"/>
+      </w:pPr>
+      <w:r>
+        <w:rPr>
+          <w:rFonts w:ascii="黑体" w:hAnsi="黑体" w:eastAsia="黑体" w:cs="黑体"/>
+          <w:sz w:val="32"/>
+          <w:szCs w:val="32"/>
+        </w:rPr>
+        <w:t xml:space="preserve">三、请示意见</w:t>
       </w:r>
     </w:p>
     <w:p>
@@ -203,6 +206,9 @@
       </w:r>
     </w:p>
     <w:sectPr>
+      <w:footerReference w:type="default" r:id="rId3"/>
+      <w:titlePg/>
+      <w:pgNumType w:start="1"/>
       <w:pgSz w:w="11906" w:h="16838"/>
       <w:pgMar w:top="2098" w:right="1474" w:bottom="1984" w:left="1587" w:header="720" w:footer="720" w:gutter="0"/>
     </w:sectPr>
@@ -210,6 +216,67 @@
 </w:document>
 </file>
 
+<file path=word/footer1.xml><?xml version="1.0" encoding="utf-8"?>
+<w:ftr xmlns:w="http://schemas.openxmlformats.org/wordprocessingml/2006/main">
+  <w:p>
+    <w:pPr>
+      <w:jc w:val="center"/>
+    </w:pPr>
+    <w:r>
+      <w:rPr>
+        <w:rFonts w:ascii="仿宋_GB2312" w:hAnsi="仿宋_GB2312" w:eastAsia="仿宋_GB2312" w:cs="仿宋_GB2312"/>
+        <w:sz w:val="28"/>
+        <w:szCs w:val="28"/>
+      </w:rPr>
+      <w:t>— </w:t>
+    </w:r>
+    <w:r>
+      <w:rPr>
+        <w:rFonts w:ascii="仿宋_GB2312" w:hAnsi="仿宋_GB2312" w:eastAsia="仿宋_GB2312" w:cs="仿宋_GB2312"/>
+        <w:sz w:val="28"/>
+        <w:szCs w:val="28"/>
+      </w:rPr>
+      <w:fldChar w:fldCharType="begin"/>
+    </w:r>
+    <w:r>
+      <w:instrText xml:space="preserve"> PAGE </w:instrText>
+    </w:r>
+    <w:r>
+      <w:rPr>
+        <w:rFonts w:ascii="仿宋_GB2312" w:hAnsi="仿宋_GB2312" w:eastAsia="仿宋_GB2312" w:cs="仿宋_GB2312"/>
+        <w:sz w:val="28"/>
+        <w:szCs w:val="28"/>
+      </w:rPr>
+      <w:fldChar w:fldCharType="separate"/>
+    </w:r>
+    <w:r>
+      <w:rPr>
+        <w:rFonts w:ascii="仿宋_GB2312" w:hAnsi="仿宋_GB2312" w:eastAsia="仿宋_GB2312" w:cs="仿宋_GB2312"/>
+        <w:sz w:val="28"/>
+        <w:szCs w:val="28"/>
+      </w:rPr>
+      <w:t>1</w:t>
+    </w:r>
+    <w:r>
+      <w:rPr>
+        <w:rFonts w:ascii="仿宋_GB2312" w:hAnsi="仿宋_GB2312" w:eastAsia="仿宋_GB2312" w:cs="仿宋_GB2312"/>
+        <w:sz w:val="28"/>
+        <w:szCs w:val="28"/>
+      </w:rPr>
+      <w:fldChar w:fldCharType="end"/>
+    </w:r>
+    <w:r>
+      <w:rPr>
+        <w:rFonts w:ascii="仿宋_GB2312" w:hAnsi="仿宋_GB2312" w:eastAsia="仿宋_GB2312" w:cs="仿宋_GB2312"/>
+        <w:sz w:val="28"/>
+        <w:szCs w:val="28"/>
+      </w:rPr>
+      <w:t> —</w:t>
+    </w:r>
+  </w:p>
+</w:ftr>
+</file>
+
 <file path=word/styles.xml><?xml version="1.0" encoding="utf-8"?>
 <w:styles xmlns:w="http://schemas.openxmlformats.org/wordprocessingml/2006/main">
   <w:docDefaults>

--- a/demo/online/request-请示/20260404-关于申请开展“我的刀盾”传播案例梳理工作的请示-v01.docx
+++ b/demo/online/request-请示/20260404-关于申请开展“我的刀盾”传播案例梳理工作的请示-v01.docx
@@ -33,7 +33,7 @@
     </w:p>
     <w:p>
       <w:pPr>
-        <w:ind w:leftChars="200" w:left="632"/>
+        <w:ind w:firstLineChars="200" w:firstLine="632"/>
         <w:spacing w:before="0" w:after="0" w:line="580" w:lineRule="exact"/>
       </w:pPr>
       <w:r>
@@ -61,7 +61,7 @@
     </w:p>
     <w:p>
       <w:pPr>
-        <w:ind w:leftChars="200" w:left="632"/>
+        <w:ind w:firstLineChars="200" w:firstLine="632"/>
         <w:spacing w:before="0" w:after="0" w:line="580" w:lineRule="exact"/>
       </w:pPr>
       <w:r>
@@ -121,7 +121,7 @@
     </w:p>
     <w:p>
       <w:pPr>
-        <w:ind w:leftChars="200" w:left="632"/>
+        <w:ind w:firstLineChars="200" w:firstLine="632"/>
         <w:spacing w:before="0" w:after="0" w:line="580" w:lineRule="exact"/>
       </w:pPr>
       <w:r>

--- a/demo/online/request-请示/20260404-关于申请开展“我的刀盾”传播案例梳理工作的请示-v01.docx
+++ b/demo/online/request-请示/20260404-关于申请开展“我的刀盾”传播案例梳理工作的请示-v01.docx
@@ -5,7 +5,7 @@
     <w:p>
       <w:pPr>
         <w:jc w:val="center"/>
-        <w:spacing w:before="0" w:after="580" w:line="580" w:lineRule="exact"/>
+        <w:spacing w:before="0" w:after="579" w:line="579" w:lineRule="exact"/>
       </w:pPr>
       <w:r>
         <w:rPr>
@@ -20,7 +20,7 @@
     </w:p>
     <w:p>
       <w:pPr>
-        <w:spacing w:before="0" w:after="580" w:line="580" w:lineRule="exact"/>
+        <w:spacing w:before="0" w:after="0" w:line="579" w:lineRule="exact"/>
       </w:pPr>
       <w:r>
         <w:rPr>
@@ -34,7 +34,7 @@
     <w:p>
       <w:pPr>
         <w:ind w:firstLineChars="200" w:firstLine="632"/>
-        <w:spacing w:before="0" w:after="0" w:line="580" w:lineRule="exact"/>
+        <w:spacing w:before="0" w:after="0" w:line="579" w:lineRule="exact"/>
       </w:pPr>
       <w:r>
         <w:rPr>
@@ -48,7 +48,7 @@
     <w:p>
       <w:pPr>
         <w:ind w:firstLineChars="200" w:firstLine="632"/>
-        <w:spacing w:before="0" w:after="0" w:line="580" w:lineRule="exact"/>
+        <w:spacing w:before="0" w:after="0" w:line="579" w:lineRule="exact"/>
       </w:pPr>
       <w:r>
         <w:rPr>
@@ -62,7 +62,7 @@
     <w:p>
       <w:pPr>
         <w:ind w:firstLineChars="200" w:firstLine="632"/>
-        <w:spacing w:before="0" w:after="0" w:line="580" w:lineRule="exact"/>
+        <w:spacing w:before="0" w:after="0" w:line="579" w:lineRule="exact"/>
       </w:pPr>
       <w:r>
         <w:rPr>
@@ -76,7 +76,7 @@
     <w:p>
       <w:pPr>
         <w:ind w:firstLineChars="200" w:firstLine="632"/>
-        <w:spacing w:before="0" w:after="0" w:line="580" w:lineRule="exact"/>
+        <w:spacing w:before="0" w:after="0" w:line="579" w:lineRule="exact"/>
       </w:pPr>
       <w:r>
         <w:rPr>
@@ -122,7 +122,7 @@
     <w:p>
       <w:pPr>
         <w:ind w:firstLineChars="200" w:firstLine="632"/>
-        <w:spacing w:before="0" w:after="0" w:line="580" w:lineRule="exact"/>
+        <w:spacing w:before="0" w:after="0" w:line="579" w:lineRule="exact"/>
       </w:pPr>
       <w:r>
         <w:rPr>
@@ -136,7 +136,7 @@
     <w:p>
       <w:pPr>
         <w:ind w:firstLineChars="200" w:firstLine="632"/>
-        <w:spacing w:before="0" w:after="0" w:line="580" w:lineRule="exact"/>
+        <w:spacing w:before="0" w:after="0" w:line="579" w:lineRule="exact"/>
       </w:pPr>
       <w:r>
         <w:rPr>
@@ -150,7 +150,7 @@
     <w:p>
       <w:pPr>
         <w:ind w:firstLineChars="200" w:firstLine="632"/>
-        <w:spacing w:before="0" w:after="0" w:line="580" w:lineRule="exact"/>
+        <w:spacing w:before="0" w:after="0" w:line="579" w:lineRule="exact"/>
       </w:pPr>
       <w:r>
         <w:rPr>
@@ -165,7 +165,7 @@
       <w:pPr>
         <w:jc w:val="right"/>
         <w:ind w:rightChars="200" w:right="632"/>
-        <w:spacing w:before="1740" w:after="0" w:line="580" w:lineRule="exact"/>
+        <w:spacing w:before="1740" w:after="0" w:line="579" w:lineRule="exact"/>
       </w:pPr>
       <w:r>
         <w:rPr>
@@ -180,7 +180,7 @@
       <w:pPr>
         <w:jc w:val="right"/>
         <w:ind w:rightChars="400" w:right="1264"/>
-        <w:spacing w:before="0" w:after="0" w:line="580" w:lineRule="exact"/>
+        <w:spacing w:before="0" w:after="0" w:line="579" w:lineRule="exact"/>
       </w:pPr>
       <w:r>
         <w:rPr>
@@ -194,7 +194,7 @@
     <w:p>
       <w:pPr>
         <w:ind w:leftChars="200" w:left="632"/>
-        <w:spacing w:before="0" w:after="0" w:line="580" w:lineRule="exact"/>
+        <w:spacing w:before="0" w:after="0" w:line="579" w:lineRule="exact"/>
       </w:pPr>
       <w:r>
         <w:rPr>
@@ -289,7 +289,7 @@
     </w:rPrDefault>
     <w:pPrDefault>
       <w:pPr>
-        <w:spacing w:line="580" w:lineRule="exact"/>
+        <w:spacing w:line="579" w:lineRule="exact"/>
       </w:pPr>
     </w:pPrDefault>
   </w:docDefaults>

--- a/demo/online/request-请示/20260404-关于申请开展“我的刀盾”传播案例梳理工作的请示-v01.docx
+++ b/demo/online/request-请示/20260404-关于申请开展“我的刀盾”传播案例梳理工作的请示-v01.docx
@@ -230,41 +230,16 @@
       </w:rPr>
       <w:t>— </w:t>
     </w:r>
-    <w:r>
-      <w:rPr>
-        <w:rFonts w:ascii="仿宋_GB2312" w:hAnsi="仿宋_GB2312" w:eastAsia="仿宋_GB2312" w:cs="仿宋_GB2312"/>
-        <w:sz w:val="28"/>
-        <w:szCs w:val="28"/>
-      </w:rPr>
-      <w:fldChar w:fldCharType="begin"/>
-    </w:r>
-    <w:r>
-      <w:instrText xml:space="preserve"> PAGE </w:instrText>
-    </w:r>
-    <w:r>
-      <w:rPr>
-        <w:rFonts w:ascii="仿宋_GB2312" w:hAnsi="仿宋_GB2312" w:eastAsia="仿宋_GB2312" w:cs="仿宋_GB2312"/>
-        <w:sz w:val="28"/>
-        <w:szCs w:val="28"/>
-      </w:rPr>
-      <w:fldChar w:fldCharType="separate"/>
-    </w:r>
-    <w:r>
-      <w:rPr>
-        <w:rFonts w:ascii="仿宋_GB2312" w:hAnsi="仿宋_GB2312" w:eastAsia="仿宋_GB2312" w:cs="仿宋_GB2312"/>
-        <w:sz w:val="28"/>
-        <w:szCs w:val="28"/>
-      </w:rPr>
-      <w:t>1</w:t>
-    </w:r>
-    <w:r>
-      <w:rPr>
-        <w:rFonts w:ascii="仿宋_GB2312" w:hAnsi="仿宋_GB2312" w:eastAsia="仿宋_GB2312" w:cs="仿宋_GB2312"/>
-        <w:sz w:val="28"/>
-        <w:szCs w:val="28"/>
-      </w:rPr>
-      <w:fldChar w:fldCharType="end"/>
-    </w:r>
+    <w:fldSimple w:instr=" PAGE ">
+      <w:r>
+        <w:rPr>
+          <w:rFonts w:ascii="仿宋_GB2312" w:hAnsi="仿宋_GB2312" w:eastAsia="仿宋_GB2312" w:cs="仿宋_GB2312"/>
+          <w:sz w:val="28"/>
+          <w:szCs w:val="28"/>
+        </w:rPr>
+        <w:t>1</w:t>
+      </w:r>
+    </w:fldSimple>
     <w:r>
       <w:rPr>
         <w:rFonts w:ascii="仿宋_GB2312" w:hAnsi="仿宋_GB2312" w:eastAsia="仿宋_GB2312" w:cs="仿宋_GB2312"/>

--- a/demo/online/request-请示/20260404-关于申请开展“我的刀盾”传播案例梳理工作的请示-v01.docx
+++ b/demo/online/request-请示/20260404-关于申请开展“我的刀盾”传播案例梳理工作的请示-v01.docx
@@ -210,7 +210,7 @@
       <w:titlePg/>
       <w:pgNumType w:start="1"/>
       <w:pgSz w:w="11906" w:h="16838"/>
-      <w:pgMar w:top="2098" w:right="1474" w:bottom="1984" w:left="1587" w:header="720" w:footer="720" w:gutter="0"/>
+      <w:pgMar w:top="2098" w:right="1474" w:bottom="1984" w:left="1587" w:header="720" w:footer="1587" w:gutter="0"/>
     </w:sectPr>
   </w:body>
 </w:document>
@@ -224,7 +224,7 @@
     </w:pPr>
     <w:r>
       <w:rPr>
-        <w:rFonts w:ascii="仿宋_GB2312" w:hAnsi="仿宋_GB2312" w:eastAsia="仿宋_GB2312" w:cs="仿宋_GB2312"/>
+        <w:rFonts w:ascii="宋体" w:hAnsi="宋体" w:eastAsia="宋体" w:cs="宋体"/>
         <w:sz w:val="28"/>
         <w:szCs w:val="28"/>
       </w:rPr>
@@ -233,7 +233,7 @@
     <w:fldSimple w:instr=" PAGE ">
       <w:r>
         <w:rPr>
-          <w:rFonts w:ascii="仿宋_GB2312" w:hAnsi="仿宋_GB2312" w:eastAsia="仿宋_GB2312" w:cs="仿宋_GB2312"/>
+          <w:rFonts w:ascii="宋体" w:hAnsi="宋体" w:eastAsia="宋体" w:cs="宋体"/>
           <w:sz w:val="28"/>
           <w:szCs w:val="28"/>
         </w:rPr>
@@ -242,7 +242,7 @@
     </w:fldSimple>
     <w:r>
       <w:rPr>
-        <w:rFonts w:ascii="仿宋_GB2312" w:hAnsi="仿宋_GB2312" w:eastAsia="仿宋_GB2312" w:cs="仿宋_GB2312"/>
+        <w:rFonts w:ascii="宋体" w:hAnsi="宋体" w:eastAsia="宋体" w:cs="宋体"/>
         <w:sz w:val="28"/>
         <w:szCs w:val="28"/>
       </w:rPr>
